--- a/Docs/Proyecto 1 Documentación (5).docx
+++ b/Docs/Proyecto 1 Documentación (5).docx
@@ -25,12 +25,12 @@
             <wp:extent cx="3633788" cy="1909028"/>
             <wp:effectExtent b="0" l="0" r="0" t="0"/>
             <wp:wrapSquare wrapText="bothSides" distB="114300" distT="114300" distL="114300" distR="114300"/>
-            <wp:docPr id="2" name="image14.png"/>
+            <wp:docPr id="2" name="image8.png"/>
             <a:graphic>
               <a:graphicData uri="http://schemas.openxmlformats.org/drawingml/2006/picture">
                 <pic:pic>
                   <pic:nvPicPr>
-                    <pic:cNvPr id="0" name="image14.png"/>
+                    <pic:cNvPr id="0" name="image8.png"/>
                     <pic:cNvPicPr preferRelativeResize="0"/>
                   </pic:nvPicPr>
                   <pic:blipFill>
@@ -816,12 +816,12 @@
             <wp:extent cx="6586538" cy="4577949"/>
             <wp:effectExtent b="0" l="0" r="0" t="0"/>
             <wp:wrapSquare wrapText="bothSides" distB="114300" distT="114300" distL="114300" distR="114300"/>
-            <wp:docPr id="17" name="image6.png"/>
+            <wp:docPr id="17" name="image11.png"/>
             <a:graphic>
               <a:graphicData uri="http://schemas.openxmlformats.org/drawingml/2006/picture">
                 <pic:pic>
                   <pic:nvPicPr>
-                    <pic:cNvPr id="0" name="image6.png"/>
+                    <pic:cNvPr id="0" name="image11.png"/>
                     <pic:cNvPicPr preferRelativeResize="0"/>
                   </pic:nvPicPr>
                   <pic:blipFill>
@@ -3577,12 +3577,12 @@
           <wp:inline distB="114300" distT="114300" distL="114300" distR="114300">
             <wp:extent cx="5731200" cy="5283200"/>
             <wp:effectExtent b="0" l="0" r="0" t="0"/>
-            <wp:docPr id="21" name="image16.png"/>
+            <wp:docPr id="21" name="image21.png"/>
             <a:graphic>
               <a:graphicData uri="http://schemas.openxmlformats.org/drawingml/2006/picture">
                 <pic:pic>
                   <pic:nvPicPr>
-                    <pic:cNvPr id="0" name="image16.png"/>
+                    <pic:cNvPr id="0" name="image21.png"/>
                     <pic:cNvPicPr preferRelativeResize="0"/>
                   </pic:nvPicPr>
                   <pic:blipFill>
@@ -3643,12 +3643,12 @@
           <wp:inline distB="114300" distT="114300" distL="114300" distR="114300">
             <wp:extent cx="5731200" cy="5562600"/>
             <wp:effectExtent b="0" l="0" r="0" t="0"/>
-            <wp:docPr id="13" name="image13.png"/>
+            <wp:docPr id="13" name="image17.png"/>
             <a:graphic>
               <a:graphicData uri="http://schemas.openxmlformats.org/drawingml/2006/picture">
                 <pic:pic>
                   <pic:nvPicPr>
-                    <pic:cNvPr id="0" name="image13.png"/>
+                    <pic:cNvPr id="0" name="image17.png"/>
                     <pic:cNvPicPr preferRelativeResize="0"/>
                   </pic:nvPicPr>
                   <pic:blipFill>
@@ -3728,12 +3728,12 @@
           <wp:inline distB="114300" distT="114300" distL="114300" distR="114300">
             <wp:extent cx="5731200" cy="3543300"/>
             <wp:effectExtent b="0" l="0" r="0" t="0"/>
-            <wp:docPr id="16" name="image3.png"/>
+            <wp:docPr id="16" name="image9.png"/>
             <a:graphic>
               <a:graphicData uri="http://schemas.openxmlformats.org/drawingml/2006/picture">
                 <pic:pic>
                   <pic:nvPicPr>
-                    <pic:cNvPr id="0" name="image3.png"/>
+                    <pic:cNvPr id="0" name="image9.png"/>
                     <pic:cNvPicPr preferRelativeResize="0"/>
                   </pic:nvPicPr>
                   <pic:blipFill>
@@ -4012,12 +4012,12 @@
           <wp:inline distB="114300" distT="114300" distL="114300" distR="114300">
             <wp:extent cx="5731200" cy="3543300"/>
             <wp:effectExtent b="0" l="0" r="0" t="0"/>
-            <wp:docPr id="14" name="image19.png"/>
+            <wp:docPr id="14" name="image16.png"/>
             <a:graphic>
               <a:graphicData uri="http://schemas.openxmlformats.org/drawingml/2006/picture">
                 <pic:pic>
                   <pic:nvPicPr>
-                    <pic:cNvPr id="0" name="image19.png"/>
+                    <pic:cNvPr id="0" name="image16.png"/>
                     <pic:cNvPicPr preferRelativeResize="0"/>
                   </pic:nvPicPr>
                   <pic:blipFill>
@@ -4081,12 +4081,12 @@
           <wp:inline distB="114300" distT="114300" distL="114300" distR="114300">
             <wp:extent cx="5731200" cy="3517900"/>
             <wp:effectExtent b="0" l="0" r="0" t="0"/>
-            <wp:docPr id="15" name="image9.png"/>
+            <wp:docPr id="15" name="image1.png"/>
             <a:graphic>
               <a:graphicData uri="http://schemas.openxmlformats.org/drawingml/2006/picture">
                 <pic:pic>
                   <pic:nvPicPr>
-                    <pic:cNvPr id="0" name="image9.png"/>
+                    <pic:cNvPr id="0" name="image1.png"/>
                     <pic:cNvPicPr preferRelativeResize="0"/>
                   </pic:nvPicPr>
                   <pic:blipFill>
@@ -4164,12 +4164,12 @@
           <wp:inline distB="114300" distT="114300" distL="114300" distR="114300">
             <wp:extent cx="5731200" cy="3517900"/>
             <wp:effectExtent b="0" l="0" r="0" t="0"/>
-            <wp:docPr id="1" name="image1.png"/>
+            <wp:docPr id="1" name="image7.png"/>
             <a:graphic>
               <a:graphicData uri="http://schemas.openxmlformats.org/drawingml/2006/picture">
                 <pic:pic>
                   <pic:nvPicPr>
-                    <pic:cNvPr id="0" name="image1.png"/>
+                    <pic:cNvPr id="0" name="image7.png"/>
                     <pic:cNvPicPr preferRelativeResize="0"/>
                   </pic:nvPicPr>
                   <pic:blipFill>
@@ -4282,12 +4282,12 @@
           <wp:inline distB="114300" distT="114300" distL="114300" distR="114300">
             <wp:extent cx="5731200" cy="3530600"/>
             <wp:effectExtent b="0" l="0" r="0" t="0"/>
-            <wp:docPr id="12" name="image18.png"/>
+            <wp:docPr id="12" name="image2.png"/>
             <a:graphic>
               <a:graphicData uri="http://schemas.openxmlformats.org/drawingml/2006/picture">
                 <pic:pic>
                   <pic:nvPicPr>
-                    <pic:cNvPr id="0" name="image18.png"/>
+                    <pic:cNvPr id="0" name="image2.png"/>
                     <pic:cNvPicPr preferRelativeResize="0"/>
                   </pic:nvPicPr>
                   <pic:blipFill>
@@ -4350,12 +4350,12 @@
           <wp:inline distB="114300" distT="114300" distL="114300" distR="114300">
             <wp:extent cx="5731200" cy="3492500"/>
             <wp:effectExtent b="0" l="0" r="0" t="0"/>
-            <wp:docPr id="7" name="image11.png"/>
+            <wp:docPr id="7" name="image6.png"/>
             <a:graphic>
               <a:graphicData uri="http://schemas.openxmlformats.org/drawingml/2006/picture">
                 <pic:pic>
                   <pic:nvPicPr>
-                    <pic:cNvPr id="0" name="image11.png"/>
+                    <pic:cNvPr id="0" name="image6.png"/>
                     <pic:cNvPicPr preferRelativeResize="0"/>
                   </pic:nvPicPr>
                   <pic:blipFill>
@@ -4473,12 +4473,12 @@
             <wp:extent cx="6921221" cy="4426362"/>
             <wp:effectExtent b="0" l="0" r="0" t="0"/>
             <wp:wrapSquare wrapText="bothSides" distB="114300" distT="114300" distL="114300" distR="114300"/>
-            <wp:docPr id="8" name="image17.png"/>
+            <wp:docPr id="8" name="image20.png"/>
             <a:graphic>
               <a:graphicData uri="http://schemas.openxmlformats.org/drawingml/2006/picture">
                 <pic:pic>
                   <pic:nvPicPr>
-                    <pic:cNvPr id="0" name="image17.png"/>
+                    <pic:cNvPr id="0" name="image20.png"/>
                     <pic:cNvPicPr preferRelativeResize="0"/>
                   </pic:nvPicPr>
                   <pic:blipFill>
@@ -5992,12 +5992,12 @@
           <wp:inline distB="114300" distT="114300" distL="114300" distR="114300">
             <wp:extent cx="5731200" cy="4508500"/>
             <wp:effectExtent b="0" l="0" r="0" t="0"/>
-            <wp:docPr id="3" name="image5.png"/>
+            <wp:docPr id="3" name="image14.png"/>
             <a:graphic>
               <a:graphicData uri="http://schemas.openxmlformats.org/drawingml/2006/picture">
                 <pic:pic>
                   <pic:nvPicPr>
-                    <pic:cNvPr id="0" name="image5.png"/>
+                    <pic:cNvPr id="0" name="image14.png"/>
                     <pic:cNvPicPr preferRelativeResize="0"/>
                   </pic:nvPicPr>
                   <pic:blipFill>
@@ -6094,12 +6094,12 @@
           <wp:inline distB="114300" distT="114300" distL="114300" distR="114300">
             <wp:extent cx="5731200" cy="3530600"/>
             <wp:effectExtent b="0" l="0" r="0" t="0"/>
-            <wp:docPr id="20" name="image10.png"/>
+            <wp:docPr id="20" name="image4.png"/>
             <a:graphic>
               <a:graphicData uri="http://schemas.openxmlformats.org/drawingml/2006/picture">
                 <pic:pic>
                   <pic:nvPicPr>
-                    <pic:cNvPr id="0" name="image10.png"/>
+                    <pic:cNvPr id="0" name="image4.png"/>
                     <pic:cNvPicPr preferRelativeResize="0"/>
                   </pic:nvPicPr>
                   <pic:blipFill>
@@ -6261,12 +6261,12 @@
           <wp:inline distB="114300" distT="114300" distL="114300" distR="114300">
             <wp:extent cx="5731200" cy="3543300"/>
             <wp:effectExtent b="0" l="0" r="0" t="0"/>
-            <wp:docPr id="6" name="image7.png"/>
+            <wp:docPr id="6" name="image3.png"/>
             <a:graphic>
               <a:graphicData uri="http://schemas.openxmlformats.org/drawingml/2006/picture">
                 <pic:pic>
                   <pic:nvPicPr>
-                    <pic:cNvPr id="0" name="image7.png"/>
+                    <pic:cNvPr id="0" name="image3.png"/>
                     <pic:cNvPicPr preferRelativeResize="0"/>
                   </pic:nvPicPr>
                   <pic:blipFill>
@@ -6319,12 +6319,12 @@
           <wp:inline distB="114300" distT="114300" distL="114300" distR="114300">
             <wp:extent cx="5731200" cy="3530600"/>
             <wp:effectExtent b="0" l="0" r="0" t="0"/>
-            <wp:docPr id="4" name="image2.png"/>
+            <wp:docPr id="4" name="image5.png"/>
             <a:graphic>
               <a:graphicData uri="http://schemas.openxmlformats.org/drawingml/2006/picture">
                 <pic:pic>
                   <pic:nvPicPr>
-                    <pic:cNvPr id="0" name="image2.png"/>
+                    <pic:cNvPr id="0" name="image5.png"/>
                     <pic:cNvPicPr preferRelativeResize="0"/>
                   </pic:nvPicPr>
                   <pic:blipFill>
@@ -6388,12 +6388,12 @@
           <wp:inline distB="114300" distT="114300" distL="114300" distR="114300">
             <wp:extent cx="5731200" cy="3543300"/>
             <wp:effectExtent b="0" l="0" r="0" t="0"/>
-            <wp:docPr id="5" name="image20.png"/>
+            <wp:docPr id="5" name="image13.png"/>
             <a:graphic>
               <a:graphicData uri="http://schemas.openxmlformats.org/drawingml/2006/picture">
                 <pic:pic>
                   <pic:nvPicPr>
-                    <pic:cNvPr id="0" name="image20.png"/>
+                    <pic:cNvPr id="0" name="image13.png"/>
                     <pic:cNvPicPr preferRelativeResize="0"/>
                   </pic:nvPicPr>
                   <pic:blipFill>
@@ -6457,12 +6457,12 @@
           <wp:inline distB="114300" distT="114300" distL="114300" distR="114300">
             <wp:extent cx="5731200" cy="3556000"/>
             <wp:effectExtent b="0" l="0" r="0" t="0"/>
-            <wp:docPr id="10" name="image15.png"/>
+            <wp:docPr id="10" name="image18.png"/>
             <a:graphic>
               <a:graphicData uri="http://schemas.openxmlformats.org/drawingml/2006/picture">
                 <pic:pic>
                   <pic:nvPicPr>
-                    <pic:cNvPr id="0" name="image15.png"/>
+                    <pic:cNvPr id="0" name="image18.png"/>
                     <pic:cNvPicPr preferRelativeResize="0"/>
                   </pic:nvPicPr>
                   <pic:blipFill>
@@ -8240,12 +8240,12 @@
           <wp:inline distB="114300" distT="114300" distL="114300" distR="114300">
             <wp:extent cx="5731200" cy="3517900"/>
             <wp:effectExtent b="0" l="0" r="0" t="0"/>
-            <wp:docPr id="18" name="image8.png"/>
+            <wp:docPr id="18" name="image15.png"/>
             <a:graphic>
               <a:graphicData uri="http://schemas.openxmlformats.org/drawingml/2006/picture">
                 <pic:pic>
                   <pic:nvPicPr>
-                    <pic:cNvPr id="0" name="image8.png"/>
+                    <pic:cNvPr id="0" name="image15.png"/>
                     <pic:cNvPicPr preferRelativeResize="0"/>
                   </pic:nvPicPr>
                   <pic:blipFill>
@@ -8374,12 +8374,12 @@
           <wp:inline distB="114300" distT="114300" distL="114300" distR="114300">
             <wp:extent cx="5731200" cy="3530600"/>
             <wp:effectExtent b="0" l="0" r="0" t="0"/>
-            <wp:docPr id="22" name="image21.png"/>
+            <wp:docPr id="22" name="image19.png"/>
             <a:graphic>
               <a:graphicData uri="http://schemas.openxmlformats.org/drawingml/2006/picture">
                 <pic:pic>
                   <pic:nvPicPr>
-                    <pic:cNvPr id="0" name="image21.png"/>
+                    <pic:cNvPr id="0" name="image19.png"/>
                     <pic:cNvPicPr preferRelativeResize="0"/>
                   </pic:nvPicPr>
                   <pic:blipFill>
@@ -8440,12 +8440,12 @@
           <wp:inline distB="114300" distT="114300" distL="114300" distR="114300">
             <wp:extent cx="5731200" cy="3517900"/>
             <wp:effectExtent b="0" l="0" r="0" t="0"/>
-            <wp:docPr id="19" name="image4.png"/>
+            <wp:docPr id="19" name="image10.png"/>
             <a:graphic>
               <a:graphicData uri="http://schemas.openxmlformats.org/drawingml/2006/picture">
                 <pic:pic>
                   <pic:nvPicPr>
-                    <pic:cNvPr id="0" name="image4.png"/>
+                    <pic:cNvPr id="0" name="image10.png"/>
                     <pic:cNvPicPr preferRelativeResize="0"/>
                   </pic:nvPicPr>
                   <pic:blipFill>
